--- a/portfolioweb/public/resume.docx
+++ b/portfolioweb/public/resume.docx
@@ -37,6 +37,9 @@
     </w:p>
     <w:p>
       <w:pPr>
+        <w:pBdr>
+          <w:bottom w:val="single" w:sz="12" w:space="1" w:color="auto"/>
+        </w:pBdr>
         <w:spacing w:line="240" w:lineRule="auto"/>
         <w:jc w:val="center"/>
       </w:pPr>
@@ -60,17 +63,6 @@
           <w:szCs w:val="24"/>
         </w:rPr>
       </w:pPr>
-      <w:r>
-        <w:t>______________________________________________________________________________________</w:t>
-      </w:r>
-      <w:r>
-        <w:rPr>
-          <w:bCs/>
-          <w:sz w:val="28"/>
-          <w:szCs w:val="28"/>
-        </w:rPr>
-        <w:t>Highli</w:t>
-      </w:r>
       <w:r>
         <w:rPr>
           <w:bCs/>
